--- a/report/Self_Learning_Circuit_Doctor_Report.docx
+++ b/report/Self_Learning_Circuit_Doctor_Report.docx
@@ -3879,7 +3879,7 @@
           <w:color w:val="2D3748"/>
           <w:sz w:val="21"/>
         </w:rPr>
-        <w:t>Figure 1: Four-Resistor DC Bridge/Ladder Network Schematic with Measured Test Nodes</w:t>
+        <w:t>Figure 4.1: Schematic of the Four-Resistor DC Bridge-Ladder Network with Test Nodes</w:t>
       </w:r>
     </w:p>
     <w:p>
@@ -3894,7 +3894,7 @@
           <w:color w:val="2D3748"/>
           <w:sz w:val="21"/>
         </w:rPr>
-        <w:t>Figure 2: End-to-End Diagnostic System Architecture (Circuit Engine, Sensing, ML Core, Deployment)</w:t>
+        <w:t>Figure 4.2: Realistic Solderless Breadboard Wiring Layout with EIA 4-Band Color Codes and DMM Probing Points</w:t>
       </w:r>
     </w:p>
     <w:p>
@@ -3909,7 +3909,7 @@
           <w:color w:val="2D3748"/>
           <w:sz w:val="21"/>
         </w:rPr>
-        <w:t>Figure 3: Fault Diagnosis and Classification Decision Flowchart with Separation Margin Check</w:t>
+        <w:t>Figure 4.3: Physical Equivalent Topologies and Failure Mechanisms across Key Circuit Fault States</w:t>
       </w:r>
     </w:p>
     <w:p>
@@ -3924,7 +3924,7 @@
           <w:color w:val="2D3748"/>
           <w:sz w:val="21"/>
         </w:rPr>
-        <w:t>Figure 4: Multi-Signal Voltage and Current Signatures across 13 Distinct Operating States</w:t>
+        <w:t>Figure 5.1: High-Level End-to-End Diagnostic Software and System Architecture</w:t>
       </w:r>
     </w:p>
     <w:p>
@@ -3939,7 +3939,7 @@
           <w:color w:val="2D3748"/>
           <w:sz w:val="21"/>
         </w:rPr>
-        <w:t>Figure 5: Confusion Matrix of the Proposed Standardized Nearest-Centroid Classifier (100% Accuracy)</w:t>
+        <w:t>Figure 5.2: Operational Fault Diagnosis and Classification Flowchart with Separation Margin Verification</w:t>
       </w:r>
     </w:p>
     <w:p>
@@ -3954,7 +3954,7 @@
           <w:color w:val="2D3748"/>
           <w:sz w:val="21"/>
         </w:rPr>
-        <w:t>Figure 6: Confusion Matrix of the Baseline Rule-Based Threshold Detector (Ambiguity Failures)</w:t>
+        <w:t>Figure 7.1: Multi-Signal Voltage and Current Signatures across 13 Distinct Operating States</w:t>
       </w:r>
     </w:p>
     <w:p>
@@ -3969,7 +3969,7 @@
           <w:color w:val="2D3748"/>
           <w:sz w:val="21"/>
         </w:rPr>
-        <w:t>Figure 7: Diagnostic Accuracy vs Resistor Manufacturing Tolerance (1% to 15% Tolerance Sweep)</w:t>
+        <w:t>Figure 7.2: Three-Dimensional Feature Space Visualization [VA, VB, Is] Depicting 13 Well-Separated Clusters</w:t>
       </w:r>
     </w:p>
     <w:p>
@@ -3984,7 +3984,52 @@
           <w:color w:val="2D3748"/>
           <w:sz w:val="21"/>
         </w:rPr>
-        <w:t>Figure 8: Diagnostic Accuracy vs Sensor Measurement Noise (10 mV to 200 mV Voltage Noise Sweep)</w:t>
+        <w:t>Figure 7.3: Confusion Matrix of the Proposed Standardized Nearest-Centroid Classifier (100% Accuracy)</w:t>
+      </w:r>
+    </w:p>
+    <w:p>
+      <w:pPr>
+        <w:pStyle w:val="ListBullet"/>
+        <w:spacing w:before="0" w:after="80" w:line="276" w:lineRule="auto"/>
+        <w:jc w:val="left"/>
+      </w:pPr>
+      <w:r>
+        <w:rPr>
+          <w:rFonts w:ascii="Calibri" w:hAnsi="Calibri"/>
+          <w:color w:val="2D3748"/>
+          <w:sz w:val="21"/>
+        </w:rPr>
+        <w:t>Figure 7.4: Confusion Matrix of the Baseline Rule-Based Threshold Detector (Ambiguity Failures)</w:t>
+      </w:r>
+    </w:p>
+    <w:p>
+      <w:pPr>
+        <w:pStyle w:val="ListBullet"/>
+        <w:spacing w:before="0" w:after="80" w:line="276" w:lineRule="auto"/>
+        <w:jc w:val="left"/>
+      </w:pPr>
+      <w:r>
+        <w:rPr>
+          <w:rFonts w:ascii="Calibri" w:hAnsi="Calibri"/>
+          <w:color w:val="2D3748"/>
+          <w:sz w:val="21"/>
+        </w:rPr>
+        <w:t>Figure 7.5: Diagnostic Accuracy vs Resistor Manufacturing Tolerance (1% to 15% Tolerance Sweep)</w:t>
+      </w:r>
+    </w:p>
+    <w:p>
+      <w:pPr>
+        <w:pStyle w:val="ListBullet"/>
+        <w:spacing w:before="0" w:after="80" w:line="276" w:lineRule="auto"/>
+        <w:jc w:val="left"/>
+      </w:pPr>
+      <w:r>
+        <w:rPr>
+          <w:rFonts w:ascii="Calibri" w:hAnsi="Calibri"/>
+          <w:color w:val="2D3748"/>
+          <w:sz w:val="21"/>
+        </w:rPr>
+        <w:t>Figure 7.6: Diagnostic Accuracy vs Sensor Measurement Noise (10 mV to 200 mV Voltage Noise Sweep)</w:t>
       </w:r>
     </w:p>
     <w:p>
@@ -7385,6 +7430,75 @@
     </w:p>
     <w:p>
       <w:pPr>
+        <w:spacing w:before="0" w:after="120" w:line="276" w:lineRule="auto"/>
+        <w:jc w:val="left"/>
+      </w:pPr>
+      <w:r>
+        <w:rPr>
+          <w:rFonts w:ascii="Calibri" w:hAnsi="Calibri"/>
+          <w:color w:val="2D3748"/>
+          <w:sz w:val="21"/>
+        </w:rPr>
+        <w:t>Figure 4.2 illustrates the realistic solderless breadboard wiring layout for hands-on bench verification. It details the physical tie-point routing on an 830-tie-point solderless breadboard, standard EIA 4-band resistor color codes (R1: Brown-Black-Red-Gold, R2: Red-Black-Red-Gold, R3: Brown-Green-Red-Gold, R4: Orange-Black-Red-Gold), and connection terminals for the three Digital Multimeters (DMM1 in series with the positive rail for source current Is, DMM2 across Node A to Ground for VA, and DMM3 across Node B to Ground for VB).</w:t>
+      </w:r>
+    </w:p>
+    <w:p>
+      <w:pPr>
+        <w:spacing w:before="200" w:after="80" w:line="276" w:lineRule="auto"/>
+        <w:jc w:val="center"/>
+      </w:pPr>
+      <w:r>
+        <w:drawing>
+          <wp:inline xmlns:a="http://schemas.openxmlformats.org/drawingml/2006/main" xmlns:pic="http://schemas.openxmlformats.org/drawingml/2006/picture">
+            <wp:extent cx="5212080" cy="3257550"/>
+            <wp:docPr id="2" name="Picture 2"/>
+            <wp:cNvGraphicFramePr>
+              <a:graphicFrameLocks noChangeAspect="1"/>
+            </wp:cNvGraphicFramePr>
+            <a:graphic>
+              <a:graphicData uri="http://schemas.openxmlformats.org/drawingml/2006/picture">
+                <pic:pic>
+                  <pic:nvPicPr>
+                    <pic:cNvPr id="0" name="breadboard_wiring_diagram.png"/>
+                    <pic:cNvPicPr/>
+                  </pic:nvPicPr>
+                  <pic:blipFill>
+                    <a:blip r:embed="rId11"/>
+                    <a:stretch>
+                      <a:fillRect/>
+                    </a:stretch>
+                  </pic:blipFill>
+                  <pic:spPr>
+                    <a:xfrm>
+                      <a:off x="0" y="0"/>
+                      <a:ext cx="5212080" cy="3257550"/>
+                    </a:xfrm>
+                    <a:prstGeom prst="rect"/>
+                  </pic:spPr>
+                </pic:pic>
+              </a:graphicData>
+            </a:graphic>
+          </wp:inline>
+        </w:drawing>
+      </w:r>
+    </w:p>
+    <w:p>
+      <w:pPr>
+        <w:spacing w:before="0" w:after="240" w:line="276" w:lineRule="auto"/>
+        <w:jc w:val="center"/>
+      </w:pPr>
+      <w:r>
+        <w:rPr>
+          <w:rFonts w:ascii="Calibri" w:hAnsi="Calibri"/>
+          <w:i/>
+          <w:color w:val="718096"/>
+          <w:sz w:val="19"/>
+        </w:rPr>
+        <w:t>Figure 4.2: Realistic solderless breadboard wiring layout with EIA 4-band resistor color codes and digital multimeter (DMM) test probing points.</w:t>
+      </w:r>
+    </w:p>
+    <w:p>
+      <w:pPr>
         <w:keepNext/>
         <w:spacing w:before="260" w:after="100" w:line="276" w:lineRule="auto"/>
         <w:jc w:val="left"/>
@@ -7794,6 +7908,75 @@
           <w:sz w:val="21"/>
         </w:rPr>
         <w:t>Parametric faults represent insidious component degradation caused by excessive operating temperature, moisture ingress, or component aging. We model four representative parametric drift states: R1 increased by 50% (1.5 kΩ), R2 increased by 50% (3.0 kΩ), R3 decreased by 50% (0.75 kΩ), and R4 decreased by 50% (1.5 kΩ).</w:t>
+      </w:r>
+    </w:p>
+    <w:p>
+      <w:pPr>
+        <w:spacing w:before="0" w:after="120" w:line="276" w:lineRule="auto"/>
+        <w:jc w:val="left"/>
+      </w:pPr>
+      <w:r>
+        <w:rPr>
+          <w:rFonts w:ascii="Calibri" w:hAnsi="Calibri"/>
+          <w:color w:val="2D3748"/>
+          <w:sz w:val="21"/>
+        </w:rPr>
+        <w:t>Figure 4.3 illustrates the physical equivalent topologies and failure physics for four key operating conditions: Normal Operation, R1 Open (complete supply disconnection and total power loss), R2 Short (catastrophic 10 mA current surge with both nodes clamped to ground), and R4 Open (equipotential state where Node B is pulled up to Node A potential due to zero current flow in R3).</w:t>
+      </w:r>
+    </w:p>
+    <w:p>
+      <w:pPr>
+        <w:spacing w:before="200" w:after="80" w:line="276" w:lineRule="auto"/>
+        <w:jc w:val="center"/>
+      </w:pPr>
+      <w:r>
+        <w:drawing>
+          <wp:inline xmlns:a="http://schemas.openxmlformats.org/drawingml/2006/main" xmlns:pic="http://schemas.openxmlformats.org/drawingml/2006/picture">
+            <wp:extent cx="5212080" cy="3808828"/>
+            <wp:docPr id="3" name="Picture 3"/>
+            <wp:cNvGraphicFramePr>
+              <a:graphicFrameLocks noChangeAspect="1"/>
+            </wp:cNvGraphicFramePr>
+            <a:graphic>
+              <a:graphicData uri="http://schemas.openxmlformats.org/drawingml/2006/picture">
+                <pic:pic>
+                  <pic:nvPicPr>
+                    <pic:cNvPr id="0" name="fault_mechanism_diagrams.png"/>
+                    <pic:cNvPicPr/>
+                  </pic:nvPicPr>
+                  <pic:blipFill>
+                    <a:blip r:embed="rId12"/>
+                    <a:stretch>
+                      <a:fillRect/>
+                    </a:stretch>
+                  </pic:blipFill>
+                  <pic:spPr>
+                    <a:xfrm>
+                      <a:off x="0" y="0"/>
+                      <a:ext cx="5212080" cy="3808828"/>
+                    </a:xfrm>
+                    <a:prstGeom prst="rect"/>
+                  </pic:spPr>
+                </pic:pic>
+              </a:graphicData>
+            </a:graphic>
+          </wp:inline>
+        </w:drawing>
+      </w:r>
+    </w:p>
+    <w:p>
+      <w:pPr>
+        <w:spacing w:before="0" w:after="240" w:line="276" w:lineRule="auto"/>
+        <w:jc w:val="center"/>
+      </w:pPr>
+      <w:r>
+        <w:rPr>
+          <w:rFonts w:ascii="Calibri" w:hAnsi="Calibri"/>
+          <w:i/>
+          <w:color w:val="718096"/>
+          <w:sz w:val="19"/>
+        </w:rPr>
+        <w:t>Figure 4.3: Physical equivalent circuit topologies and failure mechanisms across key circuit fault states.</w:t>
       </w:r>
     </w:p>
     <w:p>
@@ -9139,7 +9322,7 @@
         <w:drawing>
           <wp:inline xmlns:a="http://schemas.openxmlformats.org/drawingml/2006/main" xmlns:pic="http://schemas.openxmlformats.org/drawingml/2006/picture">
             <wp:extent cx="5212080" cy="2866644"/>
-            <wp:docPr id="2" name="Picture 2"/>
+            <wp:docPr id="4" name="Picture 4"/>
             <wp:cNvGraphicFramePr>
               <a:graphicFrameLocks noChangeAspect="1"/>
             </wp:cNvGraphicFramePr>
@@ -9151,7 +9334,7 @@
                     <pic:cNvPicPr/>
                   </pic:nvPicPr>
                   <pic:blipFill>
-                    <a:blip r:embed="rId11"/>
+                    <a:blip r:embed="rId13"/>
                     <a:stretch>
                       <a:fillRect/>
                     </a:stretch>
@@ -9194,7 +9377,7 @@
         <w:drawing>
           <wp:inline xmlns:a="http://schemas.openxmlformats.org/drawingml/2006/main" xmlns:pic="http://schemas.openxmlformats.org/drawingml/2006/picture">
             <wp:extent cx="5212080" cy="4886325"/>
-            <wp:docPr id="3" name="Picture 3"/>
+            <wp:docPr id="5" name="Picture 5"/>
             <wp:cNvGraphicFramePr>
               <a:graphicFrameLocks noChangeAspect="1"/>
             </wp:cNvGraphicFramePr>
@@ -9206,7 +9389,7 @@
                     <pic:cNvPicPr/>
                   </pic:nvPicPr>
                   <pic:blipFill>
-                    <a:blip r:embed="rId12"/>
+                    <a:blip r:embed="rId14"/>
                     <a:stretch>
                       <a:fillRect/>
                     </a:stretch>
@@ -12563,7 +12746,7 @@
         <w:drawing>
           <wp:inline xmlns:a="http://schemas.openxmlformats.org/drawingml/2006/main" xmlns:pic="http://schemas.openxmlformats.org/drawingml/2006/picture">
             <wp:extent cx="5212080" cy="2365146"/>
-            <wp:docPr id="4" name="Picture 4"/>
+            <wp:docPr id="6" name="Picture 6"/>
             <wp:cNvGraphicFramePr>
               <a:graphicFrameLocks noChangeAspect="1"/>
             </wp:cNvGraphicFramePr>
@@ -12575,7 +12758,7 @@
                     <pic:cNvPicPr/>
                   </pic:nvPicPr>
                   <pic:blipFill>
-                    <a:blip r:embed="rId13"/>
+                    <a:blip r:embed="rId15"/>
                     <a:stretch>
                       <a:fillRect/>
                     </a:stretch>
@@ -12607,6 +12790,75 @@
           <w:sz w:val="19"/>
         </w:rPr>
         <w:t>Figure 7.1: Multi-signal voltage and current signature comparison across all 13 circuit operating conditions.</w:t>
+      </w:r>
+    </w:p>
+    <w:p>
+      <w:pPr>
+        <w:spacing w:before="0" w:after="120" w:line="276" w:lineRule="auto"/>
+        <w:jc w:val="left"/>
+      </w:pPr>
+      <w:r>
+        <w:rPr>
+          <w:rFonts w:ascii="Calibri" w:hAnsi="Calibri"/>
+          <w:color w:val="2D3748"/>
+          <w:sz w:val="21"/>
+        </w:rPr>
+        <w:t>Figure 7.2 visualizes the complete three-dimensional signature feature space [VA, VB, Is]. Each of the 13 operating modes forms a distinct, compact cluster enveloped by its empirical tolerance ellipsoid, confirming that linear DC network physics maps discrete component faults into linearly separable geometric regions. Crucially, the 3D projection reveals the exact spatial separation between R1 Open (0 V, 0 V, 0 mA) and R2 Short (0 V, 0 V, 10 mA) along the vertical current axis, rendering the equipotential ambiguity completely resolvable.</w:t>
+      </w:r>
+    </w:p>
+    <w:p>
+      <w:pPr>
+        <w:spacing w:before="200" w:after="80" w:line="276" w:lineRule="auto"/>
+        <w:jc w:val="center"/>
+      </w:pPr>
+      <w:r>
+        <w:drawing>
+          <wp:inline xmlns:a="http://schemas.openxmlformats.org/drawingml/2006/main" xmlns:pic="http://schemas.openxmlformats.org/drawingml/2006/picture">
+            <wp:extent cx="5212080" cy="4042611"/>
+            <wp:docPr id="7" name="Picture 7"/>
+            <wp:cNvGraphicFramePr>
+              <a:graphicFrameLocks noChangeAspect="1"/>
+            </wp:cNvGraphicFramePr>
+            <a:graphic>
+              <a:graphicData uri="http://schemas.openxmlformats.org/drawingml/2006/picture">
+                <pic:pic>
+                  <pic:nvPicPr>
+                    <pic:cNvPr id="0" name="3d_signature_clusters.png"/>
+                    <pic:cNvPicPr/>
+                  </pic:nvPicPr>
+                  <pic:blipFill>
+                    <a:blip r:embed="rId16"/>
+                    <a:stretch>
+                      <a:fillRect/>
+                    </a:stretch>
+                  </pic:blipFill>
+                  <pic:spPr>
+                    <a:xfrm>
+                      <a:off x="0" y="0"/>
+                      <a:ext cx="5212080" cy="4042611"/>
+                    </a:xfrm>
+                    <a:prstGeom prst="rect"/>
+                  </pic:spPr>
+                </pic:pic>
+              </a:graphicData>
+            </a:graphic>
+          </wp:inline>
+        </w:drawing>
+      </w:r>
+    </w:p>
+    <w:p>
+      <w:pPr>
+        <w:spacing w:before="0" w:after="240" w:line="276" w:lineRule="auto"/>
+        <w:jc w:val="center"/>
+      </w:pPr>
+      <w:r>
+        <w:rPr>
+          <w:rFonts w:ascii="Calibri" w:hAnsi="Calibri"/>
+          <w:i/>
+          <w:color w:val="718096"/>
+          <w:sz w:val="19"/>
+        </w:rPr>
+        <w:t>Figure 7.2: Three-dimensional feature space visualization [VA, VB, Is] demonstrating class cluster separation, tolerance dispersion ellipsoids, and the ambiguity resolution vector.</w:t>
       </w:r>
     </w:p>
     <w:p>
@@ -14041,7 +14293,7 @@
           <w:color w:val="2D3748"/>
           <w:sz w:val="21"/>
         </w:rPr>
-        <w:t>Figure 7.2 displays the confusion matrix for the Proposed Standardized Nearest-Centroid Classifier, and Figure 7.3 displays the confusion matrix for the Baseline Threshold Detector. The classifier matrix exhibits pure diagonal dominance: all 390 test samples fall exactly along the principal diagonal with exactly 30 correct predictions per class and zero off-diagonal misclassifications.</w:t>
+        <w:t>Figure 7.3 displays the confusion matrix for the Proposed Standardized Nearest-Centroid Classifier, and Figure 7.4 displays the confusion matrix for the Baseline Threshold Detector. The classifier matrix exhibits pure diagonal dominance: all 390 test samples fall exactly along the principal diagonal with exactly 30 correct predictions per class and zero off-diagonal misclassifications.</w:t>
       </w:r>
     </w:p>
     <w:p>
@@ -14053,7 +14305,7 @@
         <w:drawing>
           <wp:inline xmlns:a="http://schemas.openxmlformats.org/drawingml/2006/main" xmlns:pic="http://schemas.openxmlformats.org/drawingml/2006/picture">
             <wp:extent cx="5212080" cy="4749185"/>
-            <wp:docPr id="5" name="Picture 5"/>
+            <wp:docPr id="8" name="Picture 8"/>
             <wp:cNvGraphicFramePr>
               <a:graphicFrameLocks noChangeAspect="1"/>
             </wp:cNvGraphicFramePr>
@@ -14065,7 +14317,7 @@
                     <pic:cNvPicPr/>
                   </pic:nvPicPr>
                   <pic:blipFill>
-                    <a:blip r:embed="rId14"/>
+                    <a:blip r:embed="rId17"/>
                     <a:stretch>
                       <a:fillRect/>
                     </a:stretch>
@@ -14096,7 +14348,7 @@
           <w:color w:val="718096"/>
           <w:sz w:val="19"/>
         </w:rPr>
-        <w:t>Figure 7.2: Confusion matrix of the Proposed Standardized Nearest-Centroid Classifier (390 test samples).</w:t>
+        <w:t>Figure 7.3: Confusion matrix of the Proposed Standardized Nearest-Centroid Classifier (390 test samples).</w:t>
       </w:r>
     </w:p>
     <w:p>
@@ -14108,7 +14360,7 @@
         <w:drawing>
           <wp:inline xmlns:a="http://schemas.openxmlformats.org/drawingml/2006/main" xmlns:pic="http://schemas.openxmlformats.org/drawingml/2006/picture">
             <wp:extent cx="5212080" cy="4749185"/>
-            <wp:docPr id="6" name="Picture 6"/>
+            <wp:docPr id="9" name="Picture 9"/>
             <wp:cNvGraphicFramePr>
               <a:graphicFrameLocks noChangeAspect="1"/>
             </wp:cNvGraphicFramePr>
@@ -14120,7 +14372,7 @@
                     <pic:cNvPicPr/>
                   </pic:nvPicPr>
                   <pic:blipFill>
-                    <a:blip r:embed="rId15"/>
+                    <a:blip r:embed="rId18"/>
                     <a:stretch>
                       <a:fillRect/>
                     </a:stretch>
@@ -14151,7 +14403,7 @@
           <w:color w:val="718096"/>
           <w:sz w:val="19"/>
         </w:rPr>
-        <w:t>Figure 7.3: Confusion matrix of the Baseline Rule-Based Threshold Detector.</w:t>
+        <w:t>Figure 7.4: Confusion matrix of the Baseline Rule-Based Threshold Detector.</w:t>
       </w:r>
     </w:p>
     <w:p>
@@ -14181,7 +14433,7 @@
           <w:color w:val="2D3748"/>
           <w:sz w:val="21"/>
         </w:rPr>
-        <w:t>The critical test case in this research is the ambiguity between R1 Open (F1) and R2 Short (F6). Under both conditions, DMM probes at Node A and Node B measure exactly 0.000 V. In conventional voltage-only diagnostic systems, this creates an unresolvable tie. However, when source current Is is incorporated into the signature, the physical reality is immediately apparent: for R1 Open, the circuit is completely disconnected, resulting in Is = 0.0 mA. For R2 Short, the supply voltage is dropped entirely across R1, causing a surge current of Is = 10.0 mA. In our standardized feature space, these two conditions are separated by a standardized Euclidean distance of d = 2.68 units, proving that multi-signal sensing completely resolves equipotential ambiguity.</w:t>
+        <w:t>The critical test case in this research is the ambiguity between R1 Open (F1) and R2 Short (F6). Under both conditions, DMM probes at Node A and Node B measure exactly 0.000 V. In conventional voltage-only diagnostic systems, this creates an unresolvable tie. However, when source current Is is incorporated into the signature, the physical reality is immediately apparent: for R1 Open, the circuit is completely disconnected, resulting in Is = 0.0 mA. For R2 Short, the supply voltage is dropped entirely across R1, causing a surge current of Is = 10.0 mA. As clearly highlighted by the ambiguity resolution arrow in the 3D feature space (Figure 7.2), these two states diverge along the Is axis by a full 10.0 mA. In our standardized feature space, these two conditions are separated by a standardized Euclidean distance of d = 2.68 units, proving that multi-signal sensing completely resolves equipotential ambiguity.</w:t>
       </w:r>
     </w:p>
     <w:p>
@@ -14241,7 +14493,7 @@
           <w:color w:val="2D3748"/>
           <w:sz w:val="21"/>
         </w:rPr>
-        <w:t>To test the boundaries of diagnostic robustness, we swept resistor manufacturing tolerances from 1% up to 15% in increments of 1% (150 samples per class at each step). Figure 7.4 plots the resulting accuracy curve. The Standardized Nearest-Centroid Classifier maintains 100% accuracy from 1% through 7% tolerance, and remains above 97.4% accuracy even at extreme 15% tolerances. In contrast, the baseline threshold detector begins degrading rapidly past 5% tolerance as component variations cause signatures to spill outside rigid threshold boundaries.</w:t>
+        <w:t>To test the boundaries of diagnostic robustness, we swept resistor manufacturing tolerances from 1% up to 15% in increments of 1% (150 samples per class at each step). Figure 7.5 plots the resulting accuracy curve. The Standardized Nearest-Centroid Classifier maintains 100% accuracy from 1% through 7% tolerance, and remains above 97.4% accuracy even at extreme 15% tolerances. In contrast, the baseline threshold detector begins degrading rapidly past 5% tolerance as component variations cause signatures to spill outside rigid threshold boundaries.</w:t>
       </w:r>
     </w:p>
     <w:p>
@@ -14253,7 +14505,7 @@
         <w:drawing>
           <wp:inline xmlns:a="http://schemas.openxmlformats.org/drawingml/2006/main" xmlns:pic="http://schemas.openxmlformats.org/drawingml/2006/picture">
             <wp:extent cx="5212080" cy="3232809"/>
-            <wp:docPr id="7" name="Picture 7"/>
+            <wp:docPr id="10" name="Picture 10"/>
             <wp:cNvGraphicFramePr>
               <a:graphicFrameLocks noChangeAspect="1"/>
             </wp:cNvGraphicFramePr>
@@ -14265,7 +14517,7 @@
                     <pic:cNvPicPr/>
                   </pic:nvPicPr>
                   <pic:blipFill>
-                    <a:blip r:embed="rId16"/>
+                    <a:blip r:embed="rId19"/>
                     <a:stretch>
                       <a:fillRect/>
                     </a:stretch>
@@ -14296,7 +14548,7 @@
           <w:color w:val="718096"/>
           <w:sz w:val="19"/>
         </w:rPr>
-        <w:t>Figure 7.4: Diagnostic accuracy vs resistor manufacturing tolerance (1% to 15% tolerance sweep).</w:t>
+        <w:t>Figure 7.5: Diagnostic accuracy vs resistor manufacturing tolerance (1% to 15% tolerance sweep).</w:t>
       </w:r>
     </w:p>
     <w:p>
@@ -14326,7 +14578,7 @@
           <w:color w:val="2D3748"/>
           <w:sz w:val="21"/>
         </w:rPr>
-        <w:t>We similarly evaluated sensor noise robustness by sweeping multimeter voltage noise from 10 mV up to 200 mV RMS. Figure 7.5 plots the resulting curve. The classifier maintains 100% accuracy across standard DMM noise levels (10 mV to 50 mV) and stays above 96.8% accuracy even under severe 200 mV noise levels.</w:t>
+        <w:t>We similarly evaluated sensor noise robustness by sweeping multimeter voltage noise from 10 mV up to 200 mV RMS. Figure 7.6 plots the resulting curve. The classifier maintains 100% accuracy across standard DMM noise levels (10 mV to 50 mV) and stays above 96.8% accuracy even under severe 200 mV noise levels.</w:t>
       </w:r>
     </w:p>
     <w:p>
@@ -14338,7 +14590,7 @@
         <w:drawing>
           <wp:inline xmlns:a="http://schemas.openxmlformats.org/drawingml/2006/main" xmlns:pic="http://schemas.openxmlformats.org/drawingml/2006/picture">
             <wp:extent cx="5212080" cy="3232809"/>
-            <wp:docPr id="8" name="Picture 8"/>
+            <wp:docPr id="11" name="Picture 11"/>
             <wp:cNvGraphicFramePr>
               <a:graphicFrameLocks noChangeAspect="1"/>
             </wp:cNvGraphicFramePr>
@@ -14350,7 +14602,7 @@
                     <pic:cNvPicPr/>
                   </pic:nvPicPr>
                   <pic:blipFill>
-                    <a:blip r:embed="rId17"/>
+                    <a:blip r:embed="rId20"/>
                     <a:stretch>
                       <a:fillRect/>
                     </a:stretch>
@@ -14381,7 +14633,7 @@
           <w:color w:val="718096"/>
           <w:sz w:val="19"/>
         </w:rPr>
-        <w:t>Figure 7.5: Diagnostic accuracy vs multimeter sensor measurement noise (10 mV to 200 mV voltage noise sweep).</w:t>
+        <w:t>Figure 7.6: Diagnostic accuracy vs multimeter sensor measurement noise (10 mV to 200 mV voltage noise sweep).</w:t>
       </w:r>
     </w:p>
     <w:p>

--- a/report/Self_Learning_Circuit_Doctor_Report.docx
+++ b/report/Self_Learning_Circuit_Doctor_Report.docx
@@ -3637,7 +3637,7 @@
               <w:rPr>
                 <w:sz w:val="18"/>
               </w:rPr>
-              <w:t xml:space="preserve">    Appendix A: Two-Member Project Work Allocation Matrix</w:t>
+              <w:t xml:space="preserve">    Appendix A: Step-by-Step Mathematical Derivations and KCL Proofs</w:t>
             </w:r>
           </w:p>
         </w:tc>
@@ -3674,7 +3674,7 @@
               <w:rPr>
                 <w:sz w:val="18"/>
               </w:rPr>
-              <w:t xml:space="preserve">    Appendix B: Step-by-Step Mathematical Derivations and KCL Proofs</w:t>
+              <w:t xml:space="preserve">    Appendix B: Falstad Simulation Experiment Log (13 Operating Conditions)</w:t>
             </w:r>
           </w:p>
         </w:tc>
@@ -3711,7 +3711,7 @@
               <w:rPr>
                 <w:sz w:val="18"/>
               </w:rPr>
-              <w:t xml:space="preserve">    Appendix C: Falstad Simulation Experiment Log (13 Operating Conditions)</w:t>
+              <w:t xml:space="preserve">    Appendix C: Top 20 Comprehensive Viva Voce Questions and Model Answers</w:t>
             </w:r>
           </w:p>
         </w:tc>
@@ -3748,7 +3748,7 @@
               <w:rPr>
                 <w:sz w:val="18"/>
               </w:rPr>
-              <w:t xml:space="preserve">    Appendix D: Top 20 Comprehensive Viva Voce Questions and Model Answers</w:t>
+              <w:t xml:space="preserve">    Appendix D: Two-Minute Elevator Pitch &amp; Five-Minute Faculty Demo Script</w:t>
             </w:r>
           </w:p>
         </w:tc>
@@ -3766,81 +3766,7 @@
               <w:rPr>
                 <w:sz w:val="18"/>
               </w:rPr>
-              <w:t>42</w:t>
-            </w:r>
-          </w:p>
-        </w:tc>
-      </w:tr>
-      <w:tr>
-        <w:tc>
-          <w:tcPr>
-            <w:tcW w:type="dxa" w:w="7776"/>
-            <w:shd w:fill="F7FAFC"/>
-          </w:tcPr>
-          <w:p>
-            <w:pPr>
-              <w:spacing w:after="40"/>
-            </w:pPr>
-            <w:r>
-              <w:rPr>
-                <w:sz w:val="18"/>
-              </w:rPr>
-              <w:t xml:space="preserve">    Appendix E: Two-Minute Elevator Pitch &amp; Five-Minute Faculty Demo Script</w:t>
-            </w:r>
-          </w:p>
-        </w:tc>
-        <w:tc>
-          <w:tcPr>
-            <w:tcW w:type="dxa" w:w="1440"/>
-            <w:shd w:fill="F7FAFC"/>
-          </w:tcPr>
-          <w:p>
-            <w:pPr>
-              <w:spacing w:after="40"/>
-              <w:jc w:val="right"/>
-            </w:pPr>
-            <w:r>
-              <w:rPr>
-                <w:sz w:val="18"/>
-              </w:rPr>
-              <w:t>45</w:t>
-            </w:r>
-          </w:p>
-        </w:tc>
-      </w:tr>
-      <w:tr>
-        <w:tc>
-          <w:tcPr>
-            <w:tcW w:type="dxa" w:w="7776"/>
-            <w:shd w:fill="FFFFFF"/>
-          </w:tcPr>
-          <w:p>
-            <w:pPr>
-              <w:spacing w:after="40"/>
-            </w:pPr>
-            <w:r>
-              <w:rPr>
-                <w:sz w:val="18"/>
-              </w:rPr>
-              <w:t xml:space="preserve">    Appendix F: Source Code Excerpts and Execution Instructions</w:t>
-            </w:r>
-          </w:p>
-        </w:tc>
-        <w:tc>
-          <w:tcPr>
-            <w:tcW w:type="dxa" w:w="1440"/>
-            <w:shd w:fill="FFFFFF"/>
-          </w:tcPr>
-          <w:p>
-            <w:pPr>
-              <w:spacing w:after="40"/>
-              <w:jc w:val="right"/>
-            </w:pPr>
-            <w:r>
-              <w:rPr>
-                <w:sz w:val="18"/>
-              </w:rPr>
-              <w:t>46</w:t>
+              <w:t>44</w:t>
             </w:r>
           </w:p>
         </w:tc>
@@ -15273,424 +15199,7 @@
           <w:color w:val="2B6CB0"/>
           <w:sz w:val="25"/>
         </w:rPr>
-        <w:t>Appendix A: Two-Member Project Work Allocation Matrix</w:t>
-      </w:r>
-    </w:p>
-    <w:p>
-      <w:pPr>
-        <w:spacing w:before="0" w:after="120" w:line="276" w:lineRule="auto"/>
-        <w:jc w:val="left"/>
-      </w:pPr>
-      <w:r>
-        <w:rPr>
-          <w:rFonts w:ascii="Calibri" w:hAnsi="Calibri"/>
-          <w:color w:val="2D3748"/>
-          <w:sz w:val="21"/>
-        </w:rPr>
-        <w:t>The project was carried out as a collaborative two-member engineering partnership with clearly defined responsibilities:</w:t>
-      </w:r>
-    </w:p>
-    <w:tbl>
-      <w:tblPr>
-        <w:tblW w:type="auto" w:w="0"/>
-        <w:jc w:val="center"/>
-        <w:tblLayout w:type="fixed"/>
-        <w:tblLook w:firstColumn="1" w:firstRow="1" w:lastColumn="0" w:lastRow="0" w:noHBand="0" w:noVBand="1" w:val="04A0"/>
-      </w:tblPr>
-      <w:tblGrid>
-        <w:gridCol w:w="3456"/>
-        <w:gridCol w:w="3456"/>
-        <w:gridCol w:w="3456"/>
-      </w:tblGrid>
-      <w:tr>
-        <w:tc>
-          <w:tcPr>
-            <w:tcW w:type="dxa" w:w="3010"/>
-            <w:shd w:fill="1A365D"/>
-          </w:tcPr>
-          <w:p>
-            <w:pPr>
-              <w:jc w:val="center"/>
-            </w:pPr>
-            <w:r>
-              <w:rPr>
-                <w:b/>
-                <w:color w:val="FFFFFF"/>
-              </w:rPr>
-              <w:t>Project Milestone / Task Domain</w:t>
-            </w:r>
-          </w:p>
-        </w:tc>
-        <w:tc>
-          <w:tcPr>
-            <w:tcW w:type="dxa" w:w="3010"/>
-            <w:shd w:fill="1A365D"/>
-          </w:tcPr>
-          <w:p>
-            <w:pPr>
-              <w:jc w:val="center"/>
-            </w:pPr>
-            <w:r>
-              <w:rPr>
-                <w:b/>
-                <w:color w:val="FFFFFF"/>
-              </w:rPr>
-              <w:t>KOTRA MANOJ KUMAR (23BCE2113)</w:t>
-            </w:r>
-          </w:p>
-        </w:tc>
-        <w:tc>
-          <w:tcPr>
-            <w:tcW w:type="dxa" w:w="3010"/>
-            <w:shd w:fill="1A365D"/>
-          </w:tcPr>
-          <w:p>
-            <w:pPr>
-              <w:jc w:val="center"/>
-            </w:pPr>
-            <w:r>
-              <w:rPr>
-                <w:b/>
-                <w:color w:val="FFFFFF"/>
-              </w:rPr>
-              <w:t>Mayank Yadav (23BCE0119)</w:t>
-            </w:r>
-          </w:p>
-        </w:tc>
-      </w:tr>
-      <w:tr>
-        <w:tc>
-          <w:tcPr>
-            <w:tcW w:type="dxa" w:w="3010"/>
-            <w:shd w:fill="FFFFFF"/>
-          </w:tcPr>
-          <w:p>
-            <w:pPr>
-              <w:spacing w:after="40"/>
-            </w:pPr>
-            <w:r>
-              <w:rPr>
-                <w:sz w:val="17"/>
-              </w:rPr>
-              <w:t>Electrical Theory &amp; Nodal Derivations</w:t>
-            </w:r>
-          </w:p>
-        </w:tc>
-        <w:tc>
-          <w:tcPr>
-            <w:tcW w:type="dxa" w:w="3010"/>
-            <w:shd w:fill="FFFFFF"/>
-          </w:tcPr>
-          <w:p>
-            <w:pPr>
-              <w:spacing w:after="40"/>
-            </w:pPr>
-            <w:r>
-              <w:rPr>
-                <w:sz w:val="17"/>
-              </w:rPr>
-              <w:t>Lead: Hand derivations, KCL/KVL formulas, equivalent resistances, nominal point calculations</w:t>
-            </w:r>
-          </w:p>
-        </w:tc>
-        <w:tc>
-          <w:tcPr>
-            <w:tcW w:type="dxa" w:w="3010"/>
-            <w:shd w:fill="FFFFFF"/>
-          </w:tcPr>
-          <w:p>
-            <w:pPr>
-              <w:spacing w:after="40"/>
-            </w:pPr>
-            <w:r>
-              <w:rPr>
-                <w:sz w:val="17"/>
-              </w:rPr>
-              <w:t>Support: Software verification of analytical nodal formulas via matrix conductance solver</w:t>
-            </w:r>
-          </w:p>
-        </w:tc>
-      </w:tr>
-      <w:tr>
-        <w:tc>
-          <w:tcPr>
-            <w:tcW w:type="dxa" w:w="3010"/>
-            <w:shd w:fill="F7FAFC"/>
-          </w:tcPr>
-          <w:p>
-            <w:pPr>
-              <w:spacing w:after="40"/>
-            </w:pPr>
-            <w:r>
-              <w:rPr>
-                <w:sz w:val="17"/>
-              </w:rPr>
-              <w:t>Falstad Online Simulation</w:t>
-            </w:r>
-          </w:p>
-        </w:tc>
-        <w:tc>
-          <w:tcPr>
-            <w:tcW w:type="dxa" w:w="3010"/>
-            <w:shd w:fill="F7FAFC"/>
-          </w:tcPr>
-          <w:p>
-            <w:pPr>
-              <w:spacing w:after="40"/>
-            </w:pPr>
-            <w:r>
-              <w:rPr>
-                <w:sz w:val="17"/>
-              </w:rPr>
-              <w:t>Lead: Building 13 circuit models in Falstad, capturing digital probes, recording experiment log</w:t>
-            </w:r>
-          </w:p>
-        </w:tc>
-        <w:tc>
-          <w:tcPr>
-            <w:tcW w:type="dxa" w:w="3010"/>
-            <w:shd w:fill="F7FAFC"/>
-          </w:tcPr>
-          <w:p>
-            <w:pPr>
-              <w:spacing w:after="40"/>
-            </w:pPr>
-            <w:r>
-              <w:rPr>
-                <w:sz w:val="17"/>
-              </w:rPr>
-              <w:t>Support: Developing automated ASCII schematic exporter and clickable web URL generator</w:t>
-            </w:r>
-          </w:p>
-        </w:tc>
-      </w:tr>
-      <w:tr>
-        <w:tc>
-          <w:tcPr>
-            <w:tcW w:type="dxa" w:w="3010"/>
-            <w:shd w:fill="FFFFFF"/>
-          </w:tcPr>
-          <w:p>
-            <w:pPr>
-              <w:spacing w:after="40"/>
-            </w:pPr>
-            <w:r>
-              <w:rPr>
-                <w:sz w:val="17"/>
-              </w:rPr>
-              <w:t>Python Modeling &amp; Machine Learning</w:t>
-            </w:r>
-          </w:p>
-        </w:tc>
-        <w:tc>
-          <w:tcPr>
-            <w:tcW w:type="dxa" w:w="3010"/>
-            <w:shd w:fill="FFFFFF"/>
-          </w:tcPr>
-          <w:p>
-            <w:pPr>
-              <w:spacing w:after="40"/>
-            </w:pPr>
-            <w:r>
-              <w:rPr>
-                <w:sz w:val="17"/>
-              </w:rPr>
-              <w:t>Support: Reviewing circuit tolerance bands, sensor noise limits, and physical assumptions</w:t>
-            </w:r>
-          </w:p>
-        </w:tc>
-        <w:tc>
-          <w:tcPr>
-            <w:tcW w:type="dxa" w:w="3010"/>
-            <w:shd w:fill="FFFFFF"/>
-          </w:tcPr>
-          <w:p>
-            <w:pPr>
-              <w:spacing w:after="40"/>
-            </w:pPr>
-            <w:r>
-              <w:rPr>
-                <w:sz w:val="17"/>
-              </w:rPr>
-              <w:t>Lead: Dataset generator (1,950 samples), Z-score standardization, nearest centroid classifier</w:t>
-            </w:r>
-          </w:p>
-        </w:tc>
-      </w:tr>
-      <w:tr>
-        <w:tc>
-          <w:tcPr>
-            <w:tcW w:type="dxa" w:w="3010"/>
-            <w:shd w:fill="F7FAFC"/>
-          </w:tcPr>
-          <w:p>
-            <w:pPr>
-              <w:spacing w:after="40"/>
-            </w:pPr>
-            <w:r>
-              <w:rPr>
-                <w:sz w:val="17"/>
-              </w:rPr>
-              <w:t>Evaluation &amp; Sensitivity Curves</w:t>
-            </w:r>
-          </w:p>
-        </w:tc>
-        <w:tc>
-          <w:tcPr>
-            <w:tcW w:type="dxa" w:w="3010"/>
-            <w:shd w:fill="F7FAFC"/>
-          </w:tcPr>
-          <w:p>
-            <w:pPr>
-              <w:spacing w:after="40"/>
-            </w:pPr>
-            <w:r>
-              <w:rPr>
-                <w:sz w:val="17"/>
-              </w:rPr>
-              <w:t>Support: Analyzing baseline vs classifier performance, reviewing ambiguity cases (R1 open vs R2 short)</w:t>
-            </w:r>
-          </w:p>
-        </w:tc>
-        <w:tc>
-          <w:tcPr>
-            <w:tcW w:type="dxa" w:w="3010"/>
-            <w:shd w:fill="F7FAFC"/>
-          </w:tcPr>
-          <w:p>
-            <w:pPr>
-              <w:spacing w:after="40"/>
-            </w:pPr>
-            <w:r>
-              <w:rPr>
-                <w:sz w:val="17"/>
-              </w:rPr>
-              <w:t>Lead: Generating confusion matrices, tolerance sweep curves, and noise sensitivity curves</w:t>
-            </w:r>
-          </w:p>
-        </w:tc>
-      </w:tr>
-      <w:tr>
-        <w:tc>
-          <w:tcPr>
-            <w:tcW w:type="dxa" w:w="3010"/>
-            <w:shd w:fill="FFFFFF"/>
-          </w:tcPr>
-          <w:p>
-            <w:pPr>
-              <w:spacing w:after="40"/>
-            </w:pPr>
-            <w:r>
-              <w:rPr>
-                <w:sz w:val="17"/>
-              </w:rPr>
-              <w:t>User Interface Development</w:t>
-            </w:r>
-          </w:p>
-        </w:tc>
-        <w:tc>
-          <w:tcPr>
-            <w:tcW w:type="dxa" w:w="3010"/>
-            <w:shd w:fill="FFFFFF"/>
-          </w:tcPr>
-          <w:p>
-            <w:pPr>
-              <w:spacing w:after="40"/>
-            </w:pPr>
-            <w:r>
-              <w:rPr>
-                <w:sz w:val="17"/>
-              </w:rPr>
-              <w:t>Support: UI telemetry checking, verifying circuit diagram layouts, user testing</w:t>
-            </w:r>
-          </w:p>
-        </w:tc>
-        <w:tc>
-          <w:tcPr>
-            <w:tcW w:type="dxa" w:w="3010"/>
-            <w:shd w:fill="FFFFFF"/>
-          </w:tcPr>
-          <w:p>
-            <w:pPr>
-              <w:spacing w:after="40"/>
-            </w:pPr>
-            <w:r>
-              <w:rPr>
-                <w:sz w:val="17"/>
-              </w:rPr>
-              <w:t>Lead: Developing Streamlit web application (`app.py`) and offline Tkinter GUI (`gui_tk.py`)</w:t>
-            </w:r>
-          </w:p>
-        </w:tc>
-      </w:tr>
-      <w:tr>
-        <w:tc>
-          <w:tcPr>
-            <w:tcW w:type="dxa" w:w="3010"/>
-            <w:shd w:fill="F7FAFC"/>
-          </w:tcPr>
-          <w:p>
-            <w:pPr>
-              <w:spacing w:after="40"/>
-            </w:pPr>
-            <w:r>
-              <w:rPr>
-                <w:sz w:val="17"/>
-              </w:rPr>
-              <w:t>Documentation &amp; Viva Preparation</w:t>
-            </w:r>
-          </w:p>
-        </w:tc>
-        <w:tc>
-          <w:tcPr>
-            <w:tcW w:type="dxa" w:w="3010"/>
-            <w:shd w:fill="F7FAFC"/>
-          </w:tcPr>
-          <w:p>
-            <w:pPr>
-              <w:spacing w:after="40"/>
-            </w:pPr>
-            <w:r>
-              <w:rPr>
-                <w:sz w:val="17"/>
-              </w:rPr>
-              <w:t>Shared: BEEE theory writeup, Viva Voce Q&amp;A preparation, reviewing report calculations</w:t>
-            </w:r>
-          </w:p>
-        </w:tc>
-        <w:tc>
-          <w:tcPr>
-            <w:tcW w:type="dxa" w:w="3010"/>
-            <w:shd w:fill="F7FAFC"/>
-          </w:tcPr>
-          <w:p>
-            <w:pPr>
-              <w:spacing w:after="40"/>
-            </w:pPr>
-            <w:r>
-              <w:rPr>
-                <w:sz w:val="17"/>
-              </w:rPr>
-              <w:t>Shared: ML methodology writeup, PPT presentation slides, live demonstration scripts</w:t>
-            </w:r>
-          </w:p>
-        </w:tc>
-      </w:tr>
-    </w:tbl>
-    <w:p>
-      <w:pPr>
-        <w:keepNext/>
-        <w:spacing w:before="260" w:after="100" w:line="276" w:lineRule="auto"/>
-        <w:jc w:val="left"/>
-      </w:pPr>
-      <w:r>
-        <w:rPr>
-          <w:rFonts w:ascii="Calibri" w:hAnsi="Calibri"/>
-          <w:b/>
-          <w:color w:val="2B6CB0"/>
-          <w:sz w:val="25"/>
-        </w:rPr>
-        <w:t>Appendix B: Step-by-Step Mathematical Derivations and KCL Proofs</w:t>
+        <w:t>Appendix A: Step-by-Step Mathematical Derivations and KCL Proofs</w:t>
       </w:r>
     </w:p>
     <w:p>
@@ -15740,7 +15249,7 @@
           <w:color w:val="2B6CB0"/>
           <w:sz w:val="25"/>
         </w:rPr>
-        <w:t>Appendix C: Falstad Simulation Experiment Log (13 Operating Conditions)</w:t>
+        <w:t>Appendix B: Falstad Simulation Experiment Log (13 Operating Conditions)</w:t>
       </w:r>
     </w:p>
     <w:p>
@@ -15770,7 +15279,7 @@
           <w:color w:val="2B6CB0"/>
           <w:sz w:val="25"/>
         </w:rPr>
-        <w:t>Appendix D: Top 20 Comprehensive Viva Voce Questions and Model Answers</w:t>
+        <w:t>Appendix C: Top 20 Comprehensive Viva Voce Questions and Model Answers</w:t>
       </w:r>
     </w:p>
     <w:p>
@@ -16386,7 +15895,7 @@
           <w:color w:val="2B6CB0"/>
           <w:sz w:val="25"/>
         </w:rPr>
-        <w:t>Appendix E: Two-Minute Pitch &amp; Five-Minute Faculty Demonstration Script</w:t>
+        <w:t>Appendix D: Two-Minute Pitch &amp; Five-Minute Faculty Demonstration Script</w:t>
       </w:r>
     </w:p>
     <w:p>
@@ -16447,48 +15956,6 @@
         <w:t>• Minute 4: Switch to the Falstad tab and open the simulation URL live. Show that Falstad's SPICE engine displays the exact same 5.806V and 3.871V.</w:t>
         <w:br/>
         <w:t>• Minute 5: Demonstrate supervised self-learning. Enter a verified lab reading in the Self-Learning tab, click 'Ingest Sample', and show faculty the live centroid shift and incremented sample count.</w:t>
-      </w:r>
-    </w:p>
-    <w:p>
-      <w:pPr>
-        <w:keepNext/>
-        <w:spacing w:before="260" w:after="100" w:line="276" w:lineRule="auto"/>
-        <w:jc w:val="left"/>
-      </w:pPr>
-      <w:r>
-        <w:rPr>
-          <w:rFonts w:ascii="Calibri" w:hAnsi="Calibri"/>
-          <w:b/>
-          <w:color w:val="2B6CB0"/>
-          <w:sz w:val="25"/>
-        </w:rPr>
-        <w:t>Appendix F: Source Code Excerpts and Execution Instructions</w:t>
-      </w:r>
-    </w:p>
-    <w:p>
-      <w:pPr>
-        <w:spacing w:before="0" w:after="120" w:line="276" w:lineRule="auto"/>
-        <w:jc w:val="left"/>
-      </w:pPr>
-      <w:r>
-        <w:rPr>
-          <w:rFonts w:ascii="Calibri" w:hAnsi="Calibri"/>
-          <w:color w:val="2D3748"/>
-          <w:sz w:val="21"/>
-        </w:rPr>
-        <w:t>To reproduce all findings from scratch on any standard Python 3.10+ environment:</w:t>
-        <w:br/>
-        <w:t>1. Install dependencies: pip install -r requirements.txt</w:t>
-        <w:br/>
-        <w:t>2. Run automated test suite: python -m pytest tests/ -v</w:t>
-        <w:br/>
-        <w:t>3. Launch interactive web app: streamlit run app.py</w:t>
-        <w:br/>
-        <w:t>4. Launch offline desktop GUI: python gui_tk.py</w:t>
-        <w:br/>
-        <w:t>5. Re-generate datasets &amp; figures: python -m src.evaluation</w:t>
-        <w:br/>
-        <w:t>6. Re-generate project reports: python scripts/generate_complete_report.py</w:t>
       </w:r>
     </w:p>
     <w:sectPr>

--- a/report/Self_Learning_Circuit_Doctor_Report.docx
+++ b/report/Self_Learning_Circuit_Doctor_Report.docx
@@ -9878,11 +9878,27 @@
           <w:color w:val="2D3748"/>
           <w:sz w:val="21"/>
         </w:rPr>
-        <w:t>To provide maximum demonstration flexibility for academic presentations, two independent graphical user interfaces were implemented:</w:t>
+        <w:t>To provide maximum demonstration flexibility for academic presentations and laboratory sessions, two independent graphical user interfaces were implemented:</w:t>
         <w:br/>
-        <w:t>1. Streamlit Interactive Web Application (`app.py`): Run via `streamlit run app.py`. Features 5 interactive tabs: Live Circuit Telemetry &amp; Fault Injection, Manual Multimeter Diagnostic Mode, Falstad SPICE Verification with 1-click links, Supervised Online Self-Learning Lab Ingestion, and Complete BEEE Electrical Theory.</w:t>
+        <w:t>1. Streamlit Interactive Web Application (`app.py`): Run via `streamlit run app.py`. Features 8 comprehensive interactive tabs:</w:t>
         <w:br/>
-        <w:t>2. Tkinter Zero-Dependency Desktop Application (`gui_tk.py`): Run via `python gui_tk.py`. A 100% offline desktop GUI built entirely using Python's standard library, requiring zero third-party web packages, making it universally runnable in restrictive university laboratory environments.</w:t>
+        <w:t xml:space="preserve">   • Tab 1 (🩺 Live Circuit Diagnosis): Interactive simulation slider controls, fault injection catalog, DMM measurement telemetry, and real-time dual-method diagnostic inference (Nearest-Centroid and Baseline Thresholds) with separation margin confidence scoring.</w:t>
+        <w:br/>
+        <w:t xml:space="preserve">   • Tab 2 (🔌 Physical Breadboard &amp; Lab Wiring): Visual bench implementation on an 830-tie-point solderless breadboard, EIA 4-band resistor color codes (R1: Brown-Black-Red-Gold, R2: Red-Black-Red-Gold, R3: Brown-Green-Red-Gold, R4: Orange-Black-Red-Gold), and DMM probing rules.</w:t>
+        <w:br/>
+        <w:t xml:space="preserve">   • Tab 3 (🔬 Fault Topologies &amp; Ambiguity Resolution): 4 physical equivalent circuit topologies showing failure physics, and an in-depth breakdown of how current sensing disambiguates the R1 Open vs R2 Short equipotential tie.</w:t>
+        <w:br/>
+        <w:t xml:space="preserve">   • Tab 4 (🌐 3D Signature Feature Space): Three-dimensional scatter visualization [VA, VB, Is] demonstrating class cluster separation, tolerance dispersion ellipsoids, and the ambiguity resolution vector.</w:t>
+        <w:br/>
+        <w:t xml:space="preserve">   • Tab 5 (📊 Experimental Evaluation): Full evaluation dashboard presenting the 100% confusion matrix, baseline threshold comparisons, and parametric tolerance/noise sensitivity sweep curves.</w:t>
+        <w:br/>
+        <w:t xml:space="preserve">   • Tab 6 (⚡ Falstad Simulator Cross-Check): Direct one-click online Falstad circuit links, ASCII circuit netlists, and the verified 13-class SPICE cross-validation log.</w:t>
+        <w:br/>
+        <w:t xml:space="preserve">   • Tab 7 (🧠 Supervised Self-Learning): Live ingestion interface enabling operators to submit verified lab readings and witness incremental streaming centroid updates without retraining.</w:t>
+        <w:br/>
+        <w:t xml:space="preserve">   • Tab 8 (📖 BEEE Electrical Theory): Complete step-by-step KCL nodal equation derivations, matrix conductance solver formulations, and nominal value mathematical proofs.</w:t>
+        <w:br/>
+        <w:t>2. Tkinter Zero-Dependency Desktop Application (`gui_tk.py`): Run via `python gui_tk.py`. A 100% offline desktop GUI built entirely using Python's standard library, requiring zero third-party web packages, making it universally runnable in air-gapped or restrictive university laboratory environments.</w:t>
       </w:r>
     </w:p>
     <w:p>
@@ -14619,7 +14635,7 @@
           <w:color w:val="2D3748"/>
           <w:sz w:val="21"/>
         </w:rPr>
-        <w:t>In Tab 4 of our Streamlit application and in unit test `test_incremental_self_learning_update`, we validated the supervised online learning engine. When an operator submits a verified lab measurement (e.g., VA = 5.82 V, VB = 3.88 V, Is = 4.20 mA for Normal), the system recalculates the class centroid using the streaming average formula. The sample count incremented from 120 to 121, shifting the standardized centroid by 0.0031 units without retraining the model or altering other class clusters.</w:t>
+        <w:t>In Tab 7 (Supervised Self-Learning) of our Streamlit application and in unit test `test_incremental_self_learning_update`, we validated the supervised online learning engine. When an operator submits a verified lab measurement (e.g., VA = 5.82 V, VB = 3.88 V, Is = 4.20 mA for Normal), the system recalculates the class centroid using the streaming average formula. The sample count incremented from 120 to 121, shifting the standardized centroid by 0.0031 units without retraining the model or altering other class clusters.</w:t>
       </w:r>
     </w:p>
     <w:p>

--- a/report/Self_Learning_Circuit_Doctor_Report.docx
+++ b/report/Self_Learning_Circuit_Doctor_Report.docx
@@ -4698,7 +4698,7 @@
           <w:color w:val="2D3748"/>
           <w:sz w:val="21"/>
         </w:rPr>
-        <w:t>Objective 7: Deploy user-friendly web (Streamlit) and desktop (Tkinter) interfaces for interactive fault injection, telemetry visualization, and faculty demonstration.</w:t>
+        <w:t>Objective 7: Deploy user-friendly web (Streamlit) and desktop (Tkinter) interfaces featuring a Virtual Circuit Workbench, interactive breadboard continuity studio, live embedded Falstad schematic canvas, telemetry visualization, and faculty demonstration.</w:t>
       </w:r>
     </w:p>
     <w:p>
@@ -9882,9 +9882,9 @@
         <w:br/>
         <w:t>1. Streamlit Interactive Web Application (`app.py`): Run via `streamlit run app.py`. Features 8 comprehensive interactive tabs:</w:t>
         <w:br/>
-        <w:t xml:space="preserve">   • Tab 1 (🩺 Live Circuit Diagnosis): Interactive simulation slider controls, fault injection catalog, DMM measurement telemetry, and real-time dual-method diagnostic inference (Nearest-Centroid and Baseline Thresholds) with separation margin confidence scoring.</w:t>
+        <w:t xml:space="preserve">   • Tab 1 (🩺 Live Circuit Diagnosis &amp; Virtual Workbench): Dual-mode real-time diagnostic suite. In Preset Fault Mode, operators inject any of the 13 cataloged faults and inspect real-time DMM measurements alongside dual classifier predictions (Nearest-Centroid and Baseline Thresholds) with separation margin confidence scoring. In Virtual Workbench Mode, users can arbitrarily scale the DC battery voltage (1.0 V to 20.0 V) and independently customize each resistor (Healthy, Open, Short, Drift, or manual Ω value). An embedded execution engine solves the network, displays an exhaustive branch telemetry table (currents I1–I4 in mA, component voltage drops ΔV1–ΔV4 in V, dissipated power P1–P4 in mW), verifies Kirchhoff's Current Law at all junctions, confirms thermodynamic energy conservation (Pin = Σ Pk), computes an overall circuit health score (0–100%), and outputs an actionable repair prescription. A 'Mystery Fault' challenge mode randomly breaks a component to test user diagnostic reasoning.</w:t>
         <w:br/>
-        <w:t xml:space="preserve">   • Tab 2 (🔌 Physical Breadboard &amp; Lab Wiring): Visual bench implementation on an 830-tie-point solderless breadboard, EIA 4-band resistor color codes (R1: Brown-Black-Red-Gold, R2: Red-Black-Red-Gold, R3: Brown-Green-Red-Gold, R4: Orange-Black-Red-Gold), and DMM probing rules.</w:t>
+        <w:t xml:space="preserve">   • Tab 2 (🔌 Physical Breadboard &amp; Interactive Wiring Studio): Combines a reference 830-tie-point visual layout and 4-band EIA color codes with an interactive breadboard wiring studio. Users select physical tie-point rows (+10V Rail, Row 10 Node A, Row 20 Node B, GND Rail, or Floating Pin) for each component terminal. An automated continuity engine detects physical wiring mistakes (floating pins, terminal short circuits, incorrect loops), solves the physical network, and displays live virtual DMM probe readings.</w:t>
         <w:br/>
         <w:t xml:space="preserve">   • Tab 3 (🔬 Fault Topologies &amp; Ambiguity Resolution): 4 physical equivalent circuit topologies showing failure physics, and an in-depth breakdown of how current sensing disambiguates the R1 Open vs R2 Short equipotential tie.</w:t>
         <w:br/>
@@ -9892,7 +9892,7 @@
         <w:br/>
         <w:t xml:space="preserve">   • Tab 5 (📊 Experimental Evaluation): Full evaluation dashboard presenting the 100% confusion matrix, baseline threshold comparisons, and parametric tolerance/noise sensitivity sweep curves.</w:t>
         <w:br/>
-        <w:t xml:space="preserve">   • Tab 6 (⚡ Falstad Simulator Cross-Check): Direct one-click online Falstad circuit links, ASCII circuit netlists, and the verified 13-class SPICE cross-validation log.</w:t>
+        <w:t xml:space="preserve">   • Tab 6 (⚡ Falstad Simulator Cross-Check &amp; Interactive Canvas): Direct one-click online Falstad circuit links, ASCII circuit netlists, verified 13-class SPICE cross-validation log, and an embedded interactive Falstad schematic canvas directly inside Streamlit for real-time circuit drawing, component editing, and dynamic charge flow simulation.</w:t>
         <w:br/>
         <w:t xml:space="preserve">   • Tab 7 (🧠 Supervised Self-Learning): Live ingestion interface enabling operators to submit verified lab readings and witness incremental streaming centroid updates without retraining.</w:t>
         <w:br/>
